--- a/Tasks/28042026.docx
+++ b/Tasks/28042026.docx
@@ -4,6 +4,10 @@
   <w:body>
     <w:p>
       <w:r>
+        <w:rPr>
+          <w:noProof/>
+          <w:lang w:eastAsia="ru-RU"/>
+        </w:rPr>
         <w:drawing>
           <wp:inline distT="0" distB="0" distL="0" distR="0" wp14:anchorId="3E66E711" wp14:editId="0CBB45A1">
             <wp:extent cx="5940425" cy="2546350"/>
@@ -55,11 +59,19 @@
           <w:lang w:val="en-US"/>
         </w:rPr>
       </w:pPr>
-      <w:r>
-        <w:rPr>
-          <w:lang w:val="en-US"/>
-        </w:rPr>
-        <w:t>def to_base3(n):</w:t>
+      <w:proofErr w:type="spellStart"/>
+      <w:r>
+        <w:rPr>
+          <w:lang w:val="en-US"/>
+        </w:rPr>
+        <w:t>def</w:t>
+      </w:r>
+      <w:proofErr w:type="spellEnd"/>
+      <w:r>
+        <w:rPr>
+          <w:lang w:val="en-US"/>
+        </w:rPr>
+        <w:t xml:space="preserve"> to_base3(n):</w:t>
       </w:r>
     </w:p>
     <w:p>
@@ -117,19 +129,43 @@
         </w:rPr>
         <w:t xml:space="preserve">    while n &gt; 0:</w:t>
       </w:r>
-    </w:p>
-    <w:p>
-      <w:pPr>
-        <w:spacing w:after="0"/>
-        <w:rPr>
-          <w:lang w:val="en-US"/>
-        </w:rPr>
-      </w:pPr>
-      <w:r>
-        <w:rPr>
-          <w:lang w:val="en-US"/>
-        </w:rPr>
-        <w:t xml:space="preserve">        res = str(n % 3) + res</w:t>
+      <w:bookmarkStart w:id="0" w:name="_GoBack"/>
+      <w:bookmarkEnd w:id="0"/>
+    </w:p>
+    <w:p>
+      <w:pPr>
+        <w:spacing w:after="0"/>
+        <w:rPr>
+          <w:lang w:val="en-US"/>
+        </w:rPr>
+      </w:pPr>
+      <w:r>
+        <w:rPr>
+          <w:lang w:val="en-US"/>
+        </w:rPr>
+        <w:t xml:space="preserve">        res = </w:t>
+      </w:r>
+      <w:proofErr w:type="spellStart"/>
+      <w:proofErr w:type="gramStart"/>
+      <w:r>
+        <w:rPr>
+          <w:lang w:val="en-US"/>
+        </w:rPr>
+        <w:t>str</w:t>
+      </w:r>
+      <w:proofErr w:type="spellEnd"/>
+      <w:r>
+        <w:rPr>
+          <w:lang w:val="en-US"/>
+        </w:rPr>
+        <w:t>(</w:t>
+      </w:r>
+      <w:proofErr w:type="gramEnd"/>
+      <w:r>
+        <w:rPr>
+          <w:lang w:val="en-US"/>
+        </w:rPr>
+        <w:t>n % 3) + res</w:t>
       </w:r>
     </w:p>
     <w:p>
@@ -167,11 +203,19 @@
           <w:lang w:val="en-US"/>
         </w:rPr>
       </w:pPr>
-      <w:r>
-        <w:rPr>
-          <w:lang w:val="en-US"/>
-        </w:rPr>
-        <w:t>def f(n):</w:t>
+      <w:proofErr w:type="spellStart"/>
+      <w:r>
+        <w:rPr>
+          <w:lang w:val="en-US"/>
+        </w:rPr>
+        <w:t>def</w:t>
+      </w:r>
+      <w:proofErr w:type="spellEnd"/>
+      <w:r>
+        <w:rPr>
+          <w:lang w:val="en-US"/>
+        </w:rPr>
+        <w:t xml:space="preserve"> f(n):</w:t>
       </w:r>
     </w:p>
     <w:p>
@@ -213,7 +257,21 @@
         <w:rPr>
           <w:lang w:val="en-US"/>
         </w:rPr>
-        <w:t xml:space="preserve">        t_new = "1" + t + "02"</w:t>
+        <w:t xml:space="preserve">        </w:t>
+      </w:r>
+      <w:proofErr w:type="spellStart"/>
+      <w:r>
+        <w:rPr>
+          <w:lang w:val="en-US"/>
+        </w:rPr>
+        <w:t>t_new</w:t>
+      </w:r>
+      <w:proofErr w:type="spellEnd"/>
+      <w:r>
+        <w:rPr>
+          <w:lang w:val="en-US"/>
+        </w:rPr>
+        <w:t xml:space="preserve"> = "1" + t + "02"</w:t>
       </w:r>
     </w:p>
     <w:p>
@@ -255,49 +313,115 @@
         <w:rPr>
           <w:lang w:val="en-US"/>
         </w:rPr>
-        <w:t xml:space="preserve">        t_new = t + to_base3(r)</w:t>
-      </w:r>
-    </w:p>
-    <w:p>
-      <w:pPr>
-        <w:spacing w:after="0"/>
-        <w:rPr>
-          <w:lang w:val="en-US"/>
-        </w:rPr>
-      </w:pPr>
-      <w:r>
-        <w:rPr>
-          <w:lang w:val="en-US"/>
-        </w:rPr>
-        <w:t xml:space="preserve">    return int(t_new, 3)</w:t>
-      </w:r>
-    </w:p>
-    <w:p>
-      <w:pPr>
-        <w:spacing w:after="0"/>
-        <w:rPr>
-          <w:lang w:val="en-US"/>
-        </w:rPr>
-      </w:pPr>
-      <w:r>
-        <w:rPr>
-          <w:lang w:val="en-US"/>
-        </w:rPr>
-        <w:t>max_n = 0</w:t>
-      </w:r>
-    </w:p>
-    <w:p>
-      <w:pPr>
-        <w:spacing w:after="0"/>
-        <w:rPr>
-          <w:lang w:val="en-US"/>
-        </w:rPr>
-      </w:pPr>
-      <w:r>
-        <w:rPr>
-          <w:lang w:val="en-US"/>
-        </w:rPr>
-        <w:t>for n in range(1, 1000):</w:t>
+        <w:t xml:space="preserve">        </w:t>
+      </w:r>
+      <w:proofErr w:type="spellStart"/>
+      <w:r>
+        <w:rPr>
+          <w:lang w:val="en-US"/>
+        </w:rPr>
+        <w:t>t_new</w:t>
+      </w:r>
+      <w:proofErr w:type="spellEnd"/>
+      <w:r>
+        <w:rPr>
+          <w:lang w:val="en-US"/>
+        </w:rPr>
+        <w:t xml:space="preserve"> = t + to_base3(r)</w:t>
+      </w:r>
+    </w:p>
+    <w:p>
+      <w:pPr>
+        <w:spacing w:after="0"/>
+        <w:rPr>
+          <w:lang w:val="en-US"/>
+        </w:rPr>
+      </w:pPr>
+      <w:r>
+        <w:rPr>
+          <w:lang w:val="en-US"/>
+        </w:rPr>
+        <w:t xml:space="preserve">    return </w:t>
+      </w:r>
+      <w:proofErr w:type="spellStart"/>
+      <w:proofErr w:type="gramStart"/>
+      <w:r>
+        <w:rPr>
+          <w:lang w:val="en-US"/>
+        </w:rPr>
+        <w:t>int</w:t>
+      </w:r>
+      <w:proofErr w:type="spellEnd"/>
+      <w:r>
+        <w:rPr>
+          <w:lang w:val="en-US"/>
+        </w:rPr>
+        <w:t>(</w:t>
+      </w:r>
+      <w:proofErr w:type="spellStart"/>
+      <w:proofErr w:type="gramEnd"/>
+      <w:r>
+        <w:rPr>
+          <w:lang w:val="en-US"/>
+        </w:rPr>
+        <w:t>t_new</w:t>
+      </w:r>
+      <w:proofErr w:type="spellEnd"/>
+      <w:r>
+        <w:rPr>
+          <w:lang w:val="en-US"/>
+        </w:rPr>
+        <w:t>, 3)</w:t>
+      </w:r>
+    </w:p>
+    <w:p>
+      <w:pPr>
+        <w:spacing w:after="0"/>
+        <w:rPr>
+          <w:lang w:val="en-US"/>
+        </w:rPr>
+      </w:pPr>
+      <w:proofErr w:type="spellStart"/>
+      <w:r>
+        <w:rPr>
+          <w:lang w:val="en-US"/>
+        </w:rPr>
+        <w:t>max_n</w:t>
+      </w:r>
+      <w:proofErr w:type="spellEnd"/>
+      <w:r>
+        <w:rPr>
+          <w:lang w:val="en-US"/>
+        </w:rPr>
+        <w:t xml:space="preserve"> = 0</w:t>
+      </w:r>
+    </w:p>
+    <w:p>
+      <w:pPr>
+        <w:spacing w:after="0"/>
+        <w:rPr>
+          <w:lang w:val="en-US"/>
+        </w:rPr>
+      </w:pPr>
+      <w:r>
+        <w:rPr>
+          <w:lang w:val="en-US"/>
+        </w:rPr>
+        <w:t xml:space="preserve">for n in </w:t>
+      </w:r>
+      <w:proofErr w:type="gramStart"/>
+      <w:r>
+        <w:rPr>
+          <w:lang w:val="en-US"/>
+        </w:rPr>
+        <w:t>range(</w:t>
+      </w:r>
+      <w:proofErr w:type="gramEnd"/>
+      <w:r>
+        <w:rPr>
+          <w:lang w:val="en-US"/>
+        </w:rPr>
+        <w:t>1, 1000):</w:t>
       </w:r>
     </w:p>
     <w:p>
@@ -317,6 +441,9 @@
     <w:p>
       <w:pPr>
         <w:spacing w:after="0"/>
+        <w:rPr>
+          <w:lang w:val="en-US"/>
+        </w:rPr>
       </w:pPr>
       <w:r>
         <w:rPr>
@@ -324,93 +451,170 @@
         </w:rPr>
         <w:t xml:space="preserve">        </w:t>
       </w:r>
-      <w:r>
-        <w:t>max_n = n</w:t>
-      </w:r>
-    </w:p>
-    <w:p>
-      <w:pPr>
-        <w:spacing w:after="0"/>
-      </w:pPr>
-      <w:r>
-        <w:t>print(max_n)</w:t>
-      </w:r>
-    </w:p>
-    <w:p>
-      <w:pPr>
-        <w:spacing w:after="0"/>
-      </w:pPr>
-    </w:p>
-    <w:p>
-      <w:pPr>
-        <w:spacing w:after="0"/>
-      </w:pPr>
-    </w:p>
-    <w:p>
-      <w:pPr>
-        <w:spacing w:after="0"/>
-      </w:pPr>
-    </w:p>
-    <w:p>
-      <w:pPr>
-        <w:spacing w:after="0"/>
-      </w:pPr>
-    </w:p>
-    <w:p>
-      <w:pPr>
-        <w:spacing w:after="0"/>
-      </w:pPr>
-    </w:p>
-    <w:p>
-      <w:pPr>
-        <w:spacing w:after="0"/>
-      </w:pPr>
-    </w:p>
-    <w:p>
-      <w:pPr>
-        <w:spacing w:after="0"/>
-      </w:pPr>
-    </w:p>
-    <w:p>
-      <w:pPr>
-        <w:spacing w:after="0"/>
-      </w:pPr>
-    </w:p>
-    <w:p>
-      <w:pPr>
-        <w:spacing w:after="0"/>
-      </w:pPr>
-    </w:p>
-    <w:p>
-      <w:pPr>
-        <w:spacing w:after="0"/>
-      </w:pPr>
-    </w:p>
-    <w:p>
-      <w:pPr>
-        <w:spacing w:after="0"/>
-      </w:pPr>
-    </w:p>
-    <w:p>
-      <w:pPr>
-        <w:spacing w:after="0"/>
-      </w:pPr>
-    </w:p>
-    <w:p>
-      <w:pPr>
-        <w:spacing w:after="0"/>
-      </w:pPr>
-    </w:p>
-    <w:p>
-      <w:pPr>
-        <w:spacing w:after="0"/>
-      </w:pPr>
-    </w:p>
-    <w:p>
-      <w:pPr>
-        <w:spacing w:after="0"/>
-      </w:pPr>
-      <w:r>
+      <w:proofErr w:type="spellStart"/>
+      <w:r>
+        <w:rPr>
+          <w:lang w:val="en-US"/>
+        </w:rPr>
+        <w:t>max_n</w:t>
+      </w:r>
+      <w:proofErr w:type="spellEnd"/>
+      <w:r>
+        <w:rPr>
+          <w:lang w:val="en-US"/>
+        </w:rPr>
+        <w:t xml:space="preserve"> = n</w:t>
+      </w:r>
+    </w:p>
+    <w:p>
+      <w:pPr>
+        <w:spacing w:after="0"/>
+        <w:rPr>
+          <w:lang w:val="en-US"/>
+        </w:rPr>
+      </w:pPr>
+      <w:r>
+        <w:rPr>
+          <w:lang w:val="en-US"/>
+        </w:rPr>
+        <w:t>print(</w:t>
+      </w:r>
+      <w:proofErr w:type="spellStart"/>
+      <w:r>
+        <w:rPr>
+          <w:lang w:val="en-US"/>
+        </w:rPr>
+        <w:t>max_n</w:t>
+      </w:r>
+      <w:proofErr w:type="spellEnd"/>
+      <w:r>
+        <w:rPr>
+          <w:lang w:val="en-US"/>
+        </w:rPr>
+        <w:t>)</w:t>
+      </w:r>
+    </w:p>
+    <w:p>
+      <w:pPr>
+        <w:spacing w:after="0"/>
+        <w:rPr>
+          <w:lang w:val="en-US"/>
+        </w:rPr>
+      </w:pPr>
+    </w:p>
+    <w:p>
+      <w:pPr>
+        <w:spacing w:after="0"/>
+        <w:rPr>
+          <w:lang w:val="en-US"/>
+        </w:rPr>
+      </w:pPr>
+    </w:p>
+    <w:p>
+      <w:pPr>
+        <w:spacing w:after="0"/>
+        <w:rPr>
+          <w:lang w:val="en-US"/>
+        </w:rPr>
+      </w:pPr>
+    </w:p>
+    <w:p>
+      <w:pPr>
+        <w:spacing w:after="0"/>
+        <w:rPr>
+          <w:lang w:val="en-US"/>
+        </w:rPr>
+      </w:pPr>
+    </w:p>
+    <w:p>
+      <w:pPr>
+        <w:spacing w:after="0"/>
+        <w:rPr>
+          <w:lang w:val="en-US"/>
+        </w:rPr>
+      </w:pPr>
+    </w:p>
+    <w:p>
+      <w:pPr>
+        <w:spacing w:after="0"/>
+        <w:rPr>
+          <w:lang w:val="en-US"/>
+        </w:rPr>
+      </w:pPr>
+    </w:p>
+    <w:p>
+      <w:pPr>
+        <w:spacing w:after="0"/>
+        <w:rPr>
+          <w:lang w:val="en-US"/>
+        </w:rPr>
+      </w:pPr>
+    </w:p>
+    <w:p>
+      <w:pPr>
+        <w:spacing w:after="0"/>
+        <w:rPr>
+          <w:lang w:val="en-US"/>
+        </w:rPr>
+      </w:pPr>
+    </w:p>
+    <w:p>
+      <w:pPr>
+        <w:spacing w:after="0"/>
+        <w:rPr>
+          <w:lang w:val="en-US"/>
+        </w:rPr>
+      </w:pPr>
+    </w:p>
+    <w:p>
+      <w:pPr>
+        <w:spacing w:after="0"/>
+        <w:rPr>
+          <w:lang w:val="en-US"/>
+        </w:rPr>
+      </w:pPr>
+    </w:p>
+    <w:p>
+      <w:pPr>
+        <w:spacing w:after="0"/>
+        <w:rPr>
+          <w:lang w:val="en-US"/>
+        </w:rPr>
+      </w:pPr>
+    </w:p>
+    <w:p>
+      <w:pPr>
+        <w:spacing w:after="0"/>
+        <w:rPr>
+          <w:lang w:val="en-US"/>
+        </w:rPr>
+      </w:pPr>
+    </w:p>
+    <w:p>
+      <w:pPr>
+        <w:spacing w:after="0"/>
+        <w:rPr>
+          <w:lang w:val="en-US"/>
+        </w:rPr>
+      </w:pPr>
+    </w:p>
+    <w:p>
+      <w:pPr>
+        <w:spacing w:after="0"/>
+        <w:rPr>
+          <w:lang w:val="en-US"/>
+        </w:rPr>
+      </w:pPr>
+    </w:p>
+    <w:p>
+      <w:pPr>
+        <w:spacing w:after="0"/>
+      </w:pPr>
+      <w:r>
+        <w:rPr>
+          <w:noProof/>
+          <w:lang w:eastAsia="ru-RU"/>
+        </w:rPr>
         <w:lastRenderedPageBreak/>
         <w:drawing>
           <wp:inline distT="0" distB="0" distL="0" distR="0" wp14:anchorId="1704148D" wp14:editId="382FE29F">
@@ -461,47 +665,119 @@
           <w:lang w:val="en-US"/>
         </w:rPr>
       </w:pPr>
-      <w:r>
-        <w:rPr>
-          <w:lang w:val="en-US"/>
-        </w:rPr>
-        <w:t>def to_decimal(s, base):</w:t>
-      </w:r>
-    </w:p>
-    <w:p>
-      <w:pPr>
-        <w:spacing w:after="0"/>
-        <w:rPr>
-          <w:lang w:val="en-US"/>
-        </w:rPr>
-      </w:pPr>
-      <w:r>
-        <w:rPr>
-          <w:lang w:val="en-US"/>
-        </w:rPr>
-        <w:t xml:space="preserve">    return int(s, base)</w:t>
-      </w:r>
-    </w:p>
-    <w:p>
-      <w:pPr>
-        <w:spacing w:after="0"/>
-        <w:rPr>
-          <w:lang w:val="en-US"/>
-        </w:rPr>
-      </w:pPr>
-    </w:p>
-    <w:p>
-      <w:pPr>
-        <w:spacing w:after="0"/>
-        <w:rPr>
-          <w:lang w:val="en-US"/>
-        </w:rPr>
-      </w:pPr>
-      <w:r>
-        <w:rPr>
-          <w:lang w:val="en-US"/>
-        </w:rPr>
-        <w:t>for x in range(29):</w:t>
+      <w:proofErr w:type="spellStart"/>
+      <w:r>
+        <w:rPr>
+          <w:lang w:val="en-US"/>
+        </w:rPr>
+        <w:t>def</w:t>
+      </w:r>
+      <w:proofErr w:type="spellEnd"/>
+      <w:r>
+        <w:rPr>
+          <w:lang w:val="en-US"/>
+        </w:rPr>
+        <w:t xml:space="preserve"> </w:t>
+      </w:r>
+      <w:proofErr w:type="spellStart"/>
+      <w:r>
+        <w:rPr>
+          <w:lang w:val="en-US"/>
+        </w:rPr>
+        <w:t>to_</w:t>
+      </w:r>
+      <w:proofErr w:type="gramStart"/>
+      <w:r>
+        <w:rPr>
+          <w:lang w:val="en-US"/>
+        </w:rPr>
+        <w:t>decimal</w:t>
+      </w:r>
+      <w:proofErr w:type="spellEnd"/>
+      <w:r>
+        <w:rPr>
+          <w:lang w:val="en-US"/>
+        </w:rPr>
+        <w:t>(</w:t>
+      </w:r>
+      <w:proofErr w:type="gramEnd"/>
+      <w:r>
+        <w:rPr>
+          <w:lang w:val="en-US"/>
+        </w:rPr>
+        <w:t>s, base):</w:t>
+      </w:r>
+    </w:p>
+    <w:p>
+      <w:pPr>
+        <w:spacing w:after="0"/>
+        <w:rPr>
+          <w:lang w:val="en-US"/>
+        </w:rPr>
+      </w:pPr>
+      <w:r>
+        <w:rPr>
+          <w:lang w:val="en-US"/>
+        </w:rPr>
+        <w:t xml:space="preserve">    return </w:t>
+      </w:r>
+      <w:proofErr w:type="spellStart"/>
+      <w:proofErr w:type="gramStart"/>
+      <w:r>
+        <w:rPr>
+          <w:lang w:val="en-US"/>
+        </w:rPr>
+        <w:t>int</w:t>
+      </w:r>
+      <w:proofErr w:type="spellEnd"/>
+      <w:r>
+        <w:rPr>
+          <w:lang w:val="en-US"/>
+        </w:rPr>
+        <w:t>(</w:t>
+      </w:r>
+      <w:proofErr w:type="gramEnd"/>
+      <w:r>
+        <w:rPr>
+          <w:lang w:val="en-US"/>
+        </w:rPr>
+        <w:t>s, base)</w:t>
+      </w:r>
+    </w:p>
+    <w:p>
+      <w:pPr>
+        <w:spacing w:after="0"/>
+        <w:rPr>
+          <w:lang w:val="en-US"/>
+        </w:rPr>
+      </w:pPr>
+    </w:p>
+    <w:p>
+      <w:pPr>
+        <w:spacing w:after="0"/>
+        <w:rPr>
+          <w:lang w:val="en-US"/>
+        </w:rPr>
+      </w:pPr>
+      <w:r>
+        <w:rPr>
+          <w:lang w:val="en-US"/>
+        </w:rPr>
+        <w:t xml:space="preserve">for x in </w:t>
+      </w:r>
+      <w:proofErr w:type="gramStart"/>
+      <w:r>
+        <w:rPr>
+          <w:lang w:val="en-US"/>
+        </w:rPr>
+        <w:t>range(</w:t>
+      </w:r>
+      <w:proofErr w:type="gramEnd"/>
+      <w:r>
+        <w:rPr>
+          <w:lang w:val="en-US"/>
+        </w:rPr>
+        <w:t>29):</w:t>
       </w:r>
     </w:p>
     <w:p>
@@ -557,54 +833,107 @@
         <w:rPr>
           <w:lang w:val="en-US"/>
         </w:rPr>
-        <w:t xml:space="preserve">    val = int(num1, 29) + int(num2, 29)</w:t>
-      </w:r>
-    </w:p>
-    <w:p>
-      <w:pPr>
-        <w:spacing w:after="0"/>
-        <w:rPr>
-          <w:lang w:val="en-US"/>
-        </w:rPr>
-      </w:pPr>
-      <w:r>
-        <w:rPr>
-          <w:lang w:val="en-US"/>
-        </w:rPr>
         <w:t xml:space="preserve">    </w:t>
       </w:r>
-    </w:p>
-    <w:p>
-      <w:pPr>
-        <w:spacing w:after="0"/>
-        <w:rPr>
-          <w:lang w:val="en-US"/>
-        </w:rPr>
-      </w:pPr>
-      <w:r>
-        <w:rPr>
-          <w:lang w:val="en-US"/>
-        </w:rPr>
-        <w:t xml:space="preserve">    if val % 28 == 0:</w:t>
-      </w:r>
-    </w:p>
-    <w:p>
-      <w:pPr>
-        <w:spacing w:after="0"/>
-        <w:rPr>
-          <w:lang w:val="en-US"/>
-        </w:rPr>
-      </w:pPr>
-      <w:r>
-        <w:rPr>
-          <w:lang w:val="en-US"/>
-        </w:rPr>
-        <w:t xml:space="preserve">        print("x =", x)</w:t>
-      </w:r>
-    </w:p>
-    <w:p>
-      <w:pPr>
-        <w:spacing w:after="0"/>
+      <w:proofErr w:type="spellStart"/>
+      <w:r>
+        <w:rPr>
+          <w:lang w:val="en-US"/>
+        </w:rPr>
+        <w:t>val</w:t>
+      </w:r>
+      <w:proofErr w:type="spellEnd"/>
+      <w:r>
+        <w:rPr>
+          <w:lang w:val="en-US"/>
+        </w:rPr>
+        <w:t xml:space="preserve"> = </w:t>
+      </w:r>
+      <w:proofErr w:type="spellStart"/>
+      <w:proofErr w:type="gramStart"/>
+      <w:r>
+        <w:rPr>
+          <w:lang w:val="en-US"/>
+        </w:rPr>
+        <w:t>int</w:t>
+      </w:r>
+      <w:proofErr w:type="spellEnd"/>
+      <w:r>
+        <w:rPr>
+          <w:lang w:val="en-US"/>
+        </w:rPr>
+        <w:t>(</w:t>
+      </w:r>
+      <w:proofErr w:type="gramEnd"/>
+      <w:r>
+        <w:rPr>
+          <w:lang w:val="en-US"/>
+        </w:rPr>
+        <w:t xml:space="preserve">num1, 29) + </w:t>
+      </w:r>
+      <w:proofErr w:type="spellStart"/>
+      <w:r>
+        <w:rPr>
+          <w:lang w:val="en-US"/>
+        </w:rPr>
+        <w:t>int</w:t>
+      </w:r>
+      <w:proofErr w:type="spellEnd"/>
+      <w:r>
+        <w:rPr>
+          <w:lang w:val="en-US"/>
+        </w:rPr>
+        <w:t>(num2, 29)</w:t>
+      </w:r>
+    </w:p>
+    <w:p>
+      <w:pPr>
+        <w:spacing w:after="0"/>
+        <w:rPr>
+          <w:lang w:val="en-US"/>
+        </w:rPr>
+      </w:pPr>
+      <w:r>
+        <w:rPr>
+          <w:lang w:val="en-US"/>
+        </w:rPr>
+        <w:t xml:space="preserve">    </w:t>
+      </w:r>
+    </w:p>
+    <w:p>
+      <w:pPr>
+        <w:spacing w:after="0"/>
+        <w:rPr>
+          <w:lang w:val="en-US"/>
+        </w:rPr>
+      </w:pPr>
+      <w:r>
+        <w:rPr>
+          <w:lang w:val="en-US"/>
+        </w:rPr>
+        <w:t xml:space="preserve">    if </w:t>
+      </w:r>
+      <w:proofErr w:type="spellStart"/>
+      <w:r>
+        <w:rPr>
+          <w:lang w:val="en-US"/>
+        </w:rPr>
+        <w:t>val</w:t>
+      </w:r>
+      <w:proofErr w:type="spellEnd"/>
+      <w:r>
+        <w:rPr>
+          <w:lang w:val="en-US"/>
+        </w:rPr>
+        <w:t xml:space="preserve"> % 28 == 0:</w:t>
+      </w:r>
+    </w:p>
+    <w:p>
+      <w:pPr>
+        <w:spacing w:after="0"/>
+        <w:rPr>
+          <w:lang w:val="en-US"/>
+        </w:rPr>
       </w:pPr>
       <w:r>
         <w:rPr>
@@ -612,143 +941,931 @@
         </w:rPr>
         <w:t xml:space="preserve">        </w:t>
       </w:r>
-      <w:r>
-        <w:t>print("Ответ:", val // 28)</w:t>
-      </w:r>
-    </w:p>
-    <w:p>
-      <w:pPr>
-        <w:spacing w:after="0"/>
-      </w:pPr>
-      <w:r>
-        <w:t xml:space="preserve">        break</w:t>
-      </w:r>
-    </w:p>
-    <w:p>
-      <w:pPr>
-        <w:spacing w:after="0"/>
-      </w:pPr>
-    </w:p>
-    <w:p>
-      <w:pPr>
-        <w:spacing w:after="0"/>
-      </w:pPr>
-    </w:p>
-    <w:p>
-      <w:pPr>
-        <w:spacing w:after="0"/>
-      </w:pPr>
-    </w:p>
-    <w:p>
-      <w:pPr>
-        <w:spacing w:after="0"/>
-      </w:pPr>
-    </w:p>
-    <w:p>
-      <w:pPr>
-        <w:spacing w:after="0"/>
-      </w:pPr>
-    </w:p>
-    <w:p>
-      <w:pPr>
-        <w:spacing w:after="0"/>
-      </w:pPr>
-    </w:p>
-    <w:p>
-      <w:pPr>
-        <w:spacing w:after="0"/>
-      </w:pPr>
-    </w:p>
-    <w:p>
-      <w:pPr>
-        <w:spacing w:after="0"/>
-      </w:pPr>
-    </w:p>
-    <w:p>
-      <w:pPr>
-        <w:spacing w:after="0"/>
-      </w:pPr>
-    </w:p>
-    <w:p>
-      <w:pPr>
-        <w:spacing w:after="0"/>
-      </w:pPr>
-    </w:p>
-    <w:p>
-      <w:pPr>
-        <w:spacing w:after="0"/>
-      </w:pPr>
-    </w:p>
-    <w:p>
-      <w:pPr>
-        <w:spacing w:after="0"/>
-      </w:pPr>
-    </w:p>
-    <w:p>
-      <w:pPr>
-        <w:spacing w:after="0"/>
-      </w:pPr>
-    </w:p>
-    <w:p>
-      <w:pPr>
-        <w:spacing w:after="0"/>
-      </w:pPr>
-    </w:p>
-    <w:p>
-      <w:pPr>
-        <w:spacing w:after="0"/>
-      </w:pPr>
-    </w:p>
-    <w:p>
-      <w:pPr>
-        <w:spacing w:after="0"/>
-      </w:pPr>
-    </w:p>
-    <w:p>
-      <w:pPr>
-        <w:spacing w:after="0"/>
-      </w:pPr>
-    </w:p>
-    <w:p>
-      <w:pPr>
-        <w:spacing w:after="0"/>
-      </w:pPr>
-    </w:p>
-    <w:p>
-      <w:pPr>
-        <w:spacing w:after="0"/>
-      </w:pPr>
-    </w:p>
-    <w:p>
-      <w:pPr>
-        <w:spacing w:after="0"/>
-      </w:pPr>
-    </w:p>
-    <w:p>
-      <w:pPr>
-        <w:spacing w:after="0"/>
-      </w:pPr>
-    </w:p>
-    <w:p>
-      <w:pPr>
-        <w:spacing w:after="0"/>
-      </w:pPr>
-    </w:p>
-    <w:p>
-      <w:pPr>
-        <w:spacing w:after="0"/>
-      </w:pPr>
-    </w:p>
-    <w:p>
-      <w:pPr>
-        <w:spacing w:after="0"/>
-      </w:pPr>
-    </w:p>
-    <w:p>
-      <w:pPr>
-        <w:spacing w:after="0"/>
-      </w:pPr>
-      <w:r>
+      <w:proofErr w:type="gramStart"/>
+      <w:r>
+        <w:rPr>
+          <w:lang w:val="en-US"/>
+        </w:rPr>
+        <w:t>print(</w:t>
+      </w:r>
+      <w:proofErr w:type="gramEnd"/>
+      <w:r>
+        <w:rPr>
+          <w:lang w:val="en-US"/>
+        </w:rPr>
+        <w:t>"x =", x)</w:t>
+      </w:r>
+    </w:p>
+    <w:p>
+      <w:pPr>
+        <w:spacing w:after="0"/>
+      </w:pPr>
+      <w:r>
+        <w:rPr>
+          <w:lang w:val="en-US"/>
+        </w:rPr>
+        <w:t xml:space="preserve">        </w:t>
+      </w:r>
+      <w:proofErr w:type="spellStart"/>
+      <w:proofErr w:type="gramStart"/>
+      <w:r>
+        <w:t>print</w:t>
+      </w:r>
+      <w:proofErr w:type="spellEnd"/>
+      <w:r>
+        <w:t>(</w:t>
+      </w:r>
+      <w:proofErr w:type="gramEnd"/>
+      <w:r>
+        <w:t xml:space="preserve">"Ответ:", </w:t>
+      </w:r>
+      <w:proofErr w:type="spellStart"/>
+      <w:r>
+        <w:t>val</w:t>
+      </w:r>
+      <w:proofErr w:type="spellEnd"/>
+      <w:r>
+        <w:t xml:space="preserve"> // 28)</w:t>
+      </w:r>
+    </w:p>
+    <w:p>
+      <w:pPr>
+        <w:spacing w:after="0"/>
+      </w:pPr>
+      <w:r>
+        <w:t xml:space="preserve">        </w:t>
+      </w:r>
+      <w:proofErr w:type="spellStart"/>
+      <w:r>
+        <w:t>break</w:t>
+      </w:r>
+      <w:proofErr w:type="spellEnd"/>
+    </w:p>
+    <w:p>
+      <w:pPr>
+        <w:spacing w:after="0"/>
+      </w:pPr>
+    </w:p>
+    <w:p>
+      <w:pPr>
+        <w:spacing w:after="0"/>
+      </w:pPr>
+    </w:p>
+    <w:p>
+      <w:pPr>
+        <w:spacing w:after="0"/>
+      </w:pPr>
+    </w:p>
+    <w:p>
+      <w:pPr>
+        <w:spacing w:after="0"/>
+      </w:pPr>
+    </w:p>
+    <w:p>
+      <w:pPr>
+        <w:spacing w:after="0"/>
+      </w:pPr>
+    </w:p>
+    <w:p>
+      <w:pPr>
+        <w:spacing w:after="0"/>
+      </w:pPr>
+    </w:p>
+    <w:p>
+      <w:pPr>
+        <w:spacing w:after="0"/>
+      </w:pPr>
+    </w:p>
+    <w:p>
+      <w:pPr>
+        <w:spacing w:after="0"/>
+      </w:pPr>
+    </w:p>
+    <w:p>
+      <w:pPr>
+        <w:spacing w:after="0"/>
+      </w:pPr>
+    </w:p>
+    <w:p>
+      <w:pPr>
+        <w:spacing w:after="0"/>
+      </w:pPr>
+    </w:p>
+    <w:p>
+      <w:pPr>
+        <w:spacing w:after="0"/>
+      </w:pPr>
+    </w:p>
+    <w:p>
+      <w:pPr>
+        <w:spacing w:after="0"/>
+      </w:pPr>
+    </w:p>
+    <w:p>
+      <w:pPr>
+        <w:spacing w:after="0"/>
+      </w:pPr>
+    </w:p>
+    <w:p>
+      <w:pPr>
+        <w:spacing w:after="0"/>
+      </w:pPr>
+    </w:p>
+    <w:p>
+      <w:pPr>
+        <w:spacing w:after="0"/>
+      </w:pPr>
+    </w:p>
+    <w:p>
+      <w:pPr>
+        <w:spacing w:after="0"/>
+      </w:pPr>
+    </w:p>
+    <w:p>
+      <w:pPr>
+        <w:spacing w:after="0"/>
+      </w:pPr>
+    </w:p>
+    <w:p>
+      <w:pPr>
+        <w:spacing w:after="0"/>
+      </w:pPr>
+    </w:p>
+    <w:p>
+      <w:pPr>
+        <w:spacing w:after="0"/>
+      </w:pPr>
+    </w:p>
+    <w:p>
+      <w:pPr>
+        <w:spacing w:after="0"/>
+      </w:pPr>
+    </w:p>
+    <w:p>
+      <w:pPr>
+        <w:spacing w:after="0"/>
+      </w:pPr>
+    </w:p>
+    <w:p>
+      <w:pPr>
+        <w:spacing w:after="0"/>
+      </w:pPr>
+    </w:p>
+    <w:p>
+      <w:pPr>
+        <w:spacing w:after="0"/>
+      </w:pPr>
+    </w:p>
+    <w:p>
+      <w:pPr>
+        <w:spacing w:after="0"/>
+      </w:pPr>
+    </w:p>
+    <w:p>
+      <w:pPr>
+        <w:pStyle w:val="a3"/>
+        <w:shd w:val="clear" w:color="auto" w:fill="FFFFFF"/>
+        <w:spacing w:before="0" w:beforeAutospacing="0"/>
+        <w:rPr>
+          <w:rFonts w:ascii="Helvetica" w:hAnsi="Helvetica" w:cs="Helvetica"/>
+        </w:rPr>
+      </w:pPr>
+      <w:r>
+        <w:rPr>
+          <w:rFonts w:ascii="Helvetica" w:hAnsi="Helvetica" w:cs="Helvetica"/>
+        </w:rPr>
+        <w:lastRenderedPageBreak/>
+        <w:t>В файле содержится последовательность целых чисел. Её элементы могут принимать целые значения от –100000 до 100000 включительно. Определите количество троек элементов последовательности, в которых ровно один из трёх элементов является трёхзначным числом, оканчивающимся на 9, а сумма элементов тройки больше максимального элемента последовательности, оканчивающегося на 42.</w:t>
+      </w:r>
+    </w:p>
+    <w:p>
+      <w:pPr>
+        <w:pStyle w:val="a3"/>
+        <w:shd w:val="clear" w:color="auto" w:fill="FFFFFF"/>
+        <w:rPr>
+          <w:rFonts w:ascii="Helvetica" w:hAnsi="Helvetica" w:cs="Helvetica"/>
+        </w:rPr>
+      </w:pPr>
+      <w:r>
+        <w:rPr>
+          <w:rFonts w:ascii="Helvetica" w:hAnsi="Helvetica" w:cs="Helvetica"/>
+        </w:rPr>
+        <w:t>В ответе запишите количество найденных троек чисел, затем максимальную из сумм элементов таких троек.</w:t>
+      </w:r>
+    </w:p>
+    <w:p>
+      <w:pPr>
+        <w:pStyle w:val="a3"/>
+        <w:shd w:val="clear" w:color="auto" w:fill="FFFFFF"/>
+        <w:rPr>
+          <w:rFonts w:ascii="Helvetica" w:hAnsi="Helvetica" w:cs="Helvetica"/>
+        </w:rPr>
+      </w:pPr>
+      <w:r>
+        <w:rPr>
+          <w:rFonts w:ascii="Helvetica" w:hAnsi="Helvetica" w:cs="Helvetica"/>
+        </w:rPr>
+        <w:t>В данной задаче под тройкой подразумеваются три идущих подряд элемента последовательности.</w:t>
+      </w:r>
+    </w:p>
+    <w:p>
+      <w:pPr>
+        <w:spacing w:after="0"/>
+        <w:rPr>
+          <w:lang w:val="en-US"/>
+        </w:rPr>
+      </w:pPr>
+      <w:r>
+        <w:rPr>
+          <w:lang w:val="en-US"/>
+        </w:rPr>
+        <w:t xml:space="preserve"># </w:t>
+      </w:r>
+      <w:r>
+        <w:t>читаем</w:t>
+      </w:r>
+      <w:r>
+        <w:rPr>
+          <w:lang w:val="en-US"/>
+        </w:rPr>
+        <w:t xml:space="preserve"> </w:t>
+      </w:r>
+      <w:r>
+        <w:t>файл</w:t>
+      </w:r>
+    </w:p>
+    <w:p>
+      <w:pPr>
+        <w:spacing w:after="0"/>
+        <w:rPr>
+          <w:lang w:val="en-US"/>
+        </w:rPr>
+      </w:pPr>
+      <w:r>
+        <w:rPr>
+          <w:lang w:val="en-US"/>
+        </w:rPr>
+        <w:t>with open("17.txt") as f:</w:t>
+      </w:r>
+    </w:p>
+    <w:p>
+      <w:pPr>
+        <w:spacing w:after="0"/>
+        <w:rPr>
+          <w:lang w:val="en-US"/>
+        </w:rPr>
+      </w:pPr>
+      <w:r>
+        <w:rPr>
+          <w:lang w:val="en-US"/>
+        </w:rPr>
+        <w:t xml:space="preserve">    </w:t>
+      </w:r>
+      <w:proofErr w:type="spellStart"/>
+      <w:r>
+        <w:rPr>
+          <w:lang w:val="en-US"/>
+        </w:rPr>
+        <w:t>nums</w:t>
+      </w:r>
+      <w:proofErr w:type="spellEnd"/>
+      <w:r>
+        <w:rPr>
+          <w:lang w:val="en-US"/>
+        </w:rPr>
+        <w:t xml:space="preserve"> = [</w:t>
+      </w:r>
+      <w:proofErr w:type="spellStart"/>
+      <w:r>
+        <w:rPr>
+          <w:lang w:val="en-US"/>
+        </w:rPr>
+        <w:t>int</w:t>
+      </w:r>
+      <w:proofErr w:type="spellEnd"/>
+      <w:r>
+        <w:rPr>
+          <w:lang w:val="en-US"/>
+        </w:rPr>
+        <w:t>(x) for x in f]</w:t>
+      </w:r>
+    </w:p>
+    <w:p>
+      <w:pPr>
+        <w:spacing w:after="0"/>
+        <w:rPr>
+          <w:lang w:val="en-US"/>
+        </w:rPr>
+      </w:pPr>
+    </w:p>
+    <w:p>
+      <w:pPr>
+        <w:spacing w:after="0"/>
+      </w:pPr>
+      <w:r>
+        <w:t># функция проверки "трехзначное и оканчивается на 9"</w:t>
+      </w:r>
+    </w:p>
+    <w:p>
+      <w:pPr>
+        <w:spacing w:after="0"/>
+        <w:rPr>
+          <w:lang w:val="en-US"/>
+        </w:rPr>
+      </w:pPr>
+      <w:proofErr w:type="spellStart"/>
+      <w:r>
+        <w:rPr>
+          <w:lang w:val="en-US"/>
+        </w:rPr>
+        <w:t>def</w:t>
+      </w:r>
+      <w:proofErr w:type="spellEnd"/>
+      <w:r>
+        <w:rPr>
+          <w:lang w:val="en-US"/>
+        </w:rPr>
+        <w:t xml:space="preserve"> </w:t>
+      </w:r>
+      <w:proofErr w:type="spellStart"/>
+      <w:r>
+        <w:rPr>
+          <w:lang w:val="en-US"/>
+        </w:rPr>
+        <w:t>is_special</w:t>
+      </w:r>
+      <w:proofErr w:type="spellEnd"/>
+      <w:r>
+        <w:rPr>
+          <w:lang w:val="en-US"/>
+        </w:rPr>
+        <w:t>(x):</w:t>
+      </w:r>
+    </w:p>
+    <w:p>
+      <w:pPr>
+        <w:spacing w:after="0"/>
+        <w:rPr>
+          <w:lang w:val="en-US"/>
+        </w:rPr>
+      </w:pPr>
+      <w:r>
+        <w:rPr>
+          <w:lang w:val="en-US"/>
+        </w:rPr>
+        <w:t xml:space="preserve">    return (100 &lt;= abs(x) &lt;= 999) and (abs(x) % 10 == 9)</w:t>
+      </w:r>
+    </w:p>
+    <w:p>
+      <w:pPr>
+        <w:spacing w:after="0"/>
+        <w:rPr>
+          <w:lang w:val="en-US"/>
+        </w:rPr>
+      </w:pPr>
+    </w:p>
+    <w:p>
+      <w:pPr>
+        <w:spacing w:after="0"/>
+      </w:pPr>
+      <w:r>
+        <w:t># находим максимальный элемент, оканчивающийся на 42</w:t>
+      </w:r>
+    </w:p>
+    <w:p>
+      <w:pPr>
+        <w:spacing w:after="0"/>
+        <w:rPr>
+          <w:lang w:val="en-US"/>
+        </w:rPr>
+      </w:pPr>
+      <w:r>
+        <w:rPr>
+          <w:lang w:val="en-US"/>
+        </w:rPr>
+        <w:t xml:space="preserve">max_42 = </w:t>
+      </w:r>
+      <w:proofErr w:type="gramStart"/>
+      <w:r>
+        <w:rPr>
+          <w:lang w:val="en-US"/>
+        </w:rPr>
+        <w:t>max(</w:t>
+      </w:r>
+      <w:proofErr w:type="gramEnd"/>
+      <w:r>
+        <w:rPr>
+          <w:lang w:val="en-US"/>
+        </w:rPr>
+        <w:t xml:space="preserve">x for x in </w:t>
+      </w:r>
+      <w:proofErr w:type="spellStart"/>
+      <w:r>
+        <w:rPr>
+          <w:lang w:val="en-US"/>
+        </w:rPr>
+        <w:t>nums</w:t>
+      </w:r>
+      <w:proofErr w:type="spellEnd"/>
+      <w:r>
+        <w:rPr>
+          <w:lang w:val="en-US"/>
+        </w:rPr>
+        <w:t xml:space="preserve"> if abs(x) % 100 == 42)</w:t>
+      </w:r>
+    </w:p>
+    <w:p>
+      <w:pPr>
+        <w:spacing w:after="0"/>
+        <w:rPr>
+          <w:lang w:val="en-US"/>
+        </w:rPr>
+      </w:pPr>
+    </w:p>
+    <w:p>
+      <w:pPr>
+        <w:spacing w:after="0"/>
+        <w:rPr>
+          <w:lang w:val="en-US"/>
+        </w:rPr>
+      </w:pPr>
+      <w:r>
+        <w:rPr>
+          <w:lang w:val="en-US"/>
+        </w:rPr>
+        <w:t>count = 0</w:t>
+      </w:r>
+    </w:p>
+    <w:p>
+      <w:pPr>
+        <w:spacing w:after="0"/>
+        <w:rPr>
+          <w:lang w:val="en-US"/>
+        </w:rPr>
+      </w:pPr>
+      <w:proofErr w:type="spellStart"/>
+      <w:r>
+        <w:rPr>
+          <w:lang w:val="en-US"/>
+        </w:rPr>
+        <w:t>max_sum</w:t>
+      </w:r>
+      <w:proofErr w:type="spellEnd"/>
+      <w:r>
+        <w:rPr>
+          <w:lang w:val="en-US"/>
+        </w:rPr>
+        <w:t xml:space="preserve"> = -10**18</w:t>
+      </w:r>
+    </w:p>
+    <w:p>
+      <w:pPr>
+        <w:spacing w:after="0"/>
+        <w:rPr>
+          <w:lang w:val="en-US"/>
+        </w:rPr>
+      </w:pPr>
+    </w:p>
+    <w:p>
+      <w:pPr>
+        <w:spacing w:after="0"/>
+        <w:rPr>
+          <w:lang w:val="en-US"/>
+        </w:rPr>
+      </w:pPr>
+      <w:r>
+        <w:rPr>
+          <w:lang w:val="en-US"/>
+        </w:rPr>
+        <w:t xml:space="preserve"># </w:t>
+      </w:r>
+      <w:r>
+        <w:t>перебор</w:t>
+      </w:r>
+      <w:r>
+        <w:rPr>
+          <w:lang w:val="en-US"/>
+        </w:rPr>
+        <w:t xml:space="preserve"> </w:t>
+      </w:r>
+      <w:r>
+        <w:t>троек</w:t>
+      </w:r>
+    </w:p>
+    <w:p>
+      <w:pPr>
+        <w:spacing w:after="0"/>
+        <w:rPr>
+          <w:lang w:val="en-US"/>
+        </w:rPr>
+      </w:pPr>
+      <w:r>
+        <w:rPr>
+          <w:lang w:val="en-US"/>
+        </w:rPr>
+        <w:t xml:space="preserve">for </w:t>
+      </w:r>
+      <w:proofErr w:type="spellStart"/>
+      <w:r>
+        <w:rPr>
+          <w:lang w:val="en-US"/>
+        </w:rPr>
+        <w:t>i</w:t>
+      </w:r>
+      <w:proofErr w:type="spellEnd"/>
+      <w:r>
+        <w:rPr>
+          <w:lang w:val="en-US"/>
+        </w:rPr>
+        <w:t xml:space="preserve"> in range(</w:t>
+      </w:r>
+      <w:proofErr w:type="spellStart"/>
+      <w:r>
+        <w:rPr>
+          <w:lang w:val="en-US"/>
+        </w:rPr>
+        <w:t>len</w:t>
+      </w:r>
+      <w:proofErr w:type="spellEnd"/>
+      <w:r>
+        <w:rPr>
+          <w:lang w:val="en-US"/>
+        </w:rPr>
+        <w:t>(</w:t>
+      </w:r>
+      <w:proofErr w:type="spellStart"/>
+      <w:r>
+        <w:rPr>
+          <w:lang w:val="en-US"/>
+        </w:rPr>
+        <w:t>nums</w:t>
+      </w:r>
+      <w:proofErr w:type="spellEnd"/>
+      <w:r>
+        <w:rPr>
+          <w:lang w:val="en-US"/>
+        </w:rPr>
+        <w:t>) - 2):</w:t>
+      </w:r>
+    </w:p>
+    <w:p>
+      <w:pPr>
+        <w:spacing w:after="0"/>
+        <w:rPr>
+          <w:lang w:val="en-US"/>
+        </w:rPr>
+      </w:pPr>
+      <w:r>
+        <w:rPr>
+          <w:lang w:val="en-US"/>
+        </w:rPr>
+        <w:t xml:space="preserve">    a, b, c = </w:t>
+      </w:r>
+      <w:proofErr w:type="spellStart"/>
+      <w:r>
+        <w:rPr>
+          <w:lang w:val="en-US"/>
+        </w:rPr>
+        <w:t>nums</w:t>
+      </w:r>
+      <w:proofErr w:type="spellEnd"/>
+      <w:r>
+        <w:rPr>
+          <w:lang w:val="en-US"/>
+        </w:rPr>
+        <w:t>[</w:t>
+      </w:r>
+      <w:proofErr w:type="spellStart"/>
+      <w:r>
+        <w:rPr>
+          <w:lang w:val="en-US"/>
+        </w:rPr>
+        <w:t>i</w:t>
+      </w:r>
+      <w:proofErr w:type="spellEnd"/>
+      <w:r>
+        <w:rPr>
+          <w:lang w:val="en-US"/>
+        </w:rPr>
+        <w:t xml:space="preserve">], </w:t>
+      </w:r>
+      <w:proofErr w:type="spellStart"/>
+      <w:r>
+        <w:rPr>
+          <w:lang w:val="en-US"/>
+        </w:rPr>
+        <w:t>nums</w:t>
+      </w:r>
+      <w:proofErr w:type="spellEnd"/>
+      <w:r>
+        <w:rPr>
+          <w:lang w:val="en-US"/>
+        </w:rPr>
+        <w:t xml:space="preserve">[i+1], </w:t>
+      </w:r>
+      <w:proofErr w:type="spellStart"/>
+      <w:r>
+        <w:rPr>
+          <w:lang w:val="en-US"/>
+        </w:rPr>
+        <w:t>nums</w:t>
+      </w:r>
+      <w:proofErr w:type="spellEnd"/>
+      <w:r>
+        <w:rPr>
+          <w:lang w:val="en-US"/>
+        </w:rPr>
+        <w:t>[i+2]</w:t>
+      </w:r>
+    </w:p>
+    <w:p>
+      <w:pPr>
+        <w:spacing w:after="0"/>
+        <w:rPr>
+          <w:lang w:val="en-US"/>
+        </w:rPr>
+      </w:pPr>
+      <w:r>
+        <w:rPr>
+          <w:lang w:val="en-US"/>
+        </w:rPr>
+        <w:t xml:space="preserve">    </w:t>
+      </w:r>
+    </w:p>
+    <w:p>
+      <w:pPr>
+        <w:spacing w:after="0"/>
+        <w:rPr>
+          <w:lang w:val="en-US"/>
+        </w:rPr>
+      </w:pPr>
+      <w:r>
+        <w:rPr>
+          <w:lang w:val="en-US"/>
+        </w:rPr>
+        <w:t xml:space="preserve">    </w:t>
+      </w:r>
+      <w:proofErr w:type="spellStart"/>
+      <w:r>
+        <w:rPr>
+          <w:lang w:val="en-US"/>
+        </w:rPr>
+        <w:t>special_count</w:t>
+      </w:r>
+      <w:proofErr w:type="spellEnd"/>
+      <w:r>
+        <w:rPr>
+          <w:lang w:val="en-US"/>
+        </w:rPr>
+        <w:t xml:space="preserve"> = sum(</w:t>
+      </w:r>
+      <w:proofErr w:type="spellStart"/>
+      <w:r>
+        <w:rPr>
+          <w:lang w:val="en-US"/>
+        </w:rPr>
+        <w:t>is_special</w:t>
+      </w:r>
+      <w:proofErr w:type="spellEnd"/>
+      <w:r>
+        <w:rPr>
+          <w:lang w:val="en-US"/>
+        </w:rPr>
+        <w:t>(x) for x in (a, b, c))</w:t>
+      </w:r>
+    </w:p>
+    <w:p>
+      <w:pPr>
+        <w:spacing w:after="0"/>
+        <w:rPr>
+          <w:lang w:val="en-US"/>
+        </w:rPr>
+      </w:pPr>
+      <w:r>
+        <w:rPr>
+          <w:lang w:val="en-US"/>
+        </w:rPr>
+        <w:t xml:space="preserve">    </w:t>
+      </w:r>
+    </w:p>
+    <w:p>
+      <w:pPr>
+        <w:spacing w:after="0"/>
+        <w:rPr>
+          <w:lang w:val="en-US"/>
+        </w:rPr>
+      </w:pPr>
+      <w:r>
+        <w:rPr>
+          <w:lang w:val="en-US"/>
+        </w:rPr>
+        <w:t xml:space="preserve">    if </w:t>
+      </w:r>
+      <w:proofErr w:type="spellStart"/>
+      <w:r>
+        <w:rPr>
+          <w:lang w:val="en-US"/>
+        </w:rPr>
+        <w:t>special_count</w:t>
+      </w:r>
+      <w:proofErr w:type="spellEnd"/>
+      <w:r>
+        <w:rPr>
+          <w:lang w:val="en-US"/>
+        </w:rPr>
+        <w:t xml:space="preserve"> == 1:</w:t>
+      </w:r>
+    </w:p>
+    <w:p>
+      <w:pPr>
+        <w:spacing w:after="0"/>
+        <w:rPr>
+          <w:lang w:val="en-US"/>
+        </w:rPr>
+      </w:pPr>
+      <w:r>
+        <w:rPr>
+          <w:lang w:val="en-US"/>
+        </w:rPr>
+        <w:t xml:space="preserve">        s = a + b + c</w:t>
+      </w:r>
+    </w:p>
+    <w:p>
+      <w:pPr>
+        <w:spacing w:after="0"/>
+        <w:rPr>
+          <w:lang w:val="en-US"/>
+        </w:rPr>
+      </w:pPr>
+      <w:r>
+        <w:rPr>
+          <w:lang w:val="en-US"/>
+        </w:rPr>
+        <w:t xml:space="preserve">        if s &gt; max_42:</w:t>
+      </w:r>
+    </w:p>
+    <w:p>
+      <w:pPr>
+        <w:spacing w:after="0"/>
+        <w:rPr>
+          <w:lang w:val="en-US"/>
+        </w:rPr>
+      </w:pPr>
+      <w:r>
+        <w:rPr>
+          <w:lang w:val="en-US"/>
+        </w:rPr>
+        <w:t xml:space="preserve">            count += 1</w:t>
+      </w:r>
+    </w:p>
+    <w:p>
+      <w:pPr>
+        <w:spacing w:after="0"/>
+        <w:rPr>
+          <w:lang w:val="en-US"/>
+        </w:rPr>
+      </w:pPr>
+      <w:r>
+        <w:rPr>
+          <w:lang w:val="en-US"/>
+        </w:rPr>
+        <w:t xml:space="preserve">            </w:t>
+      </w:r>
+      <w:proofErr w:type="spellStart"/>
+      <w:r>
+        <w:rPr>
+          <w:lang w:val="en-US"/>
+        </w:rPr>
+        <w:t>max_sum</w:t>
+      </w:r>
+      <w:proofErr w:type="spellEnd"/>
+      <w:r>
+        <w:rPr>
+          <w:lang w:val="en-US"/>
+        </w:rPr>
+        <w:t xml:space="preserve"> = </w:t>
+      </w:r>
+      <w:proofErr w:type="gramStart"/>
+      <w:r>
+        <w:rPr>
+          <w:lang w:val="en-US"/>
+        </w:rPr>
+        <w:t>max(</w:t>
+      </w:r>
+      <w:proofErr w:type="spellStart"/>
+      <w:proofErr w:type="gramEnd"/>
+      <w:r>
+        <w:rPr>
+          <w:lang w:val="en-US"/>
+        </w:rPr>
+        <w:t>max_sum</w:t>
+      </w:r>
+      <w:proofErr w:type="spellEnd"/>
+      <w:r>
+        <w:rPr>
+          <w:lang w:val="en-US"/>
+        </w:rPr>
+        <w:t>, s)</w:t>
+      </w:r>
+    </w:p>
+    <w:p>
+      <w:pPr>
+        <w:spacing w:after="0"/>
+        <w:rPr>
+          <w:lang w:val="en-US"/>
+        </w:rPr>
+      </w:pPr>
+    </w:p>
+    <w:p>
+      <w:pPr>
+        <w:spacing w:after="0"/>
+      </w:pPr>
+      <w:proofErr w:type="spellStart"/>
+      <w:proofErr w:type="gramStart"/>
+      <w:r>
+        <w:t>print</w:t>
+      </w:r>
+      <w:proofErr w:type="spellEnd"/>
+      <w:r>
+        <w:t>(</w:t>
+      </w:r>
+      <w:proofErr w:type="spellStart"/>
+      <w:proofErr w:type="gramEnd"/>
+      <w:r>
+        <w:t>count</w:t>
+      </w:r>
+      <w:proofErr w:type="spellEnd"/>
+      <w:r>
+        <w:t xml:space="preserve">, </w:t>
+      </w:r>
+      <w:proofErr w:type="spellStart"/>
+      <w:r>
+        <w:t>max_sum</w:t>
+      </w:r>
+      <w:proofErr w:type="spellEnd"/>
+      <w:r>
+        <w:t>)</w:t>
+      </w:r>
+    </w:p>
+    <w:p>
+      <w:pPr>
+        <w:spacing w:after="0"/>
+      </w:pPr>
+    </w:p>
+    <w:p>
+      <w:pPr>
+        <w:spacing w:after="0"/>
+      </w:pPr>
+    </w:p>
+    <w:p>
+      <w:pPr>
+        <w:spacing w:after="0"/>
+      </w:pPr>
+    </w:p>
+    <w:p>
+      <w:pPr>
+        <w:spacing w:after="0"/>
+      </w:pPr>
+    </w:p>
+    <w:p>
+      <w:pPr>
+        <w:spacing w:after="0"/>
+      </w:pPr>
+    </w:p>
+    <w:p>
+      <w:pPr>
+        <w:spacing w:after="0"/>
+      </w:pPr>
+    </w:p>
+    <w:p>
+      <w:pPr>
+        <w:spacing w:after="0"/>
+      </w:pPr>
+    </w:p>
+    <w:p>
+      <w:pPr>
+        <w:spacing w:after="0"/>
+      </w:pPr>
+    </w:p>
+    <w:p>
+      <w:pPr>
+        <w:spacing w:after="0"/>
+      </w:pPr>
+    </w:p>
+    <w:p>
+      <w:pPr>
+        <w:spacing w:after="0"/>
+      </w:pPr>
+    </w:p>
+    <w:p>
+      <w:pPr>
+        <w:spacing w:after="0"/>
+      </w:pPr>
+      <w:r>
+        <w:rPr>
+          <w:noProof/>
+          <w:lang w:eastAsia="ru-RU"/>
+        </w:rPr>
         <w:lastRenderedPageBreak/>
         <w:drawing>
           <wp:inline distT="0" distB="0" distL="0" distR="0" wp14:anchorId="4DD6399D" wp14:editId="7CCE8FEC">
@@ -808,11 +1925,21 @@
           <w:lang w:val="en-US"/>
         </w:rPr>
       </w:pPr>
-      <w:r>
-        <w:rPr>
-          <w:lang w:val="en-US"/>
-        </w:rPr>
-        <w:t>sys.setrecursionlimit(1000000)</w:t>
+      <w:proofErr w:type="spellStart"/>
+      <w:proofErr w:type="gramStart"/>
+      <w:r>
+        <w:rPr>
+          <w:lang w:val="en-US"/>
+        </w:rPr>
+        <w:t>sys.setrecursionlimit</w:t>
+      </w:r>
+      <w:proofErr w:type="spellEnd"/>
+      <w:proofErr w:type="gramEnd"/>
+      <w:r>
+        <w:rPr>
+          <w:lang w:val="en-US"/>
+        </w:rPr>
+        <w:t>(1000000)</w:t>
       </w:r>
     </w:p>
     <w:p>
@@ -834,8 +1961,30 @@
         <w:rPr>
           <w:lang w:val="en-US"/>
         </w:rPr>
-        <w:t>from functools import lru_cache</w:t>
-      </w:r>
+        <w:t xml:space="preserve">from </w:t>
+      </w:r>
+      <w:proofErr w:type="spellStart"/>
+      <w:r>
+        <w:rPr>
+          <w:lang w:val="en-US"/>
+        </w:rPr>
+        <w:t>functools</w:t>
+      </w:r>
+      <w:proofErr w:type="spellEnd"/>
+      <w:r>
+        <w:rPr>
+          <w:lang w:val="en-US"/>
+        </w:rPr>
+        <w:t xml:space="preserve"> import </w:t>
+      </w:r>
+      <w:proofErr w:type="spellStart"/>
+      <w:r>
+        <w:rPr>
+          <w:lang w:val="en-US"/>
+        </w:rPr>
+        <w:t>lru_cache</w:t>
+      </w:r>
+      <w:proofErr w:type="spellEnd"/>
     </w:p>
     <w:p>
       <w:pPr>
@@ -852,11 +2001,19 @@
           <w:lang w:val="en-US"/>
         </w:rPr>
       </w:pPr>
-      <w:r>
-        <w:rPr>
-          <w:lang w:val="en-US"/>
-        </w:rPr>
-        <w:t>def G(n):</w:t>
+      <w:proofErr w:type="spellStart"/>
+      <w:r>
+        <w:rPr>
+          <w:lang w:val="en-US"/>
+        </w:rPr>
+        <w:t>def</w:t>
+      </w:r>
+      <w:proofErr w:type="spellEnd"/>
+      <w:r>
+        <w:rPr>
+          <w:lang w:val="en-US"/>
+        </w:rPr>
+        <w:t xml:space="preserve"> G(n):</w:t>
       </w:r>
     </w:p>
     <w:p>
@@ -898,7 +2055,15 @@
         <w:t xml:space="preserve">    </w:t>
       </w:r>
       <w:r>
-        <w:t># сколько шагов нужно до &gt;= 250000</w:t>
+        <w:t xml:space="preserve"># сколько шагов нужно </w:t>
+      </w:r>
+      <w:proofErr w:type="gramStart"/>
+      <w:r>
+        <w:t>до &gt;</w:t>
+      </w:r>
+      <w:proofErr w:type="gramEnd"/>
+      <w:r>
+        <w:t>= 250000</w:t>
       </w:r>
     </w:p>
     <w:p>
@@ -951,7 +2116,21 @@
         <w:rPr>
           <w:lang w:val="en-US"/>
         </w:rPr>
-        <w:t>@lru_cache(None)</w:t>
+        <w:t>@</w:t>
+      </w:r>
+      <w:proofErr w:type="spellStart"/>
+      <w:r>
+        <w:rPr>
+          <w:lang w:val="en-US"/>
+        </w:rPr>
+        <w:t>lru_cache</w:t>
+      </w:r>
+      <w:proofErr w:type="spellEnd"/>
+      <w:r>
+        <w:rPr>
+          <w:lang w:val="en-US"/>
+        </w:rPr>
+        <w:t>(None)</w:t>
       </w:r>
     </w:p>
     <w:p>
@@ -961,11 +2140,19 @@
           <w:lang w:val="en-US"/>
         </w:rPr>
       </w:pPr>
-      <w:r>
-        <w:rPr>
-          <w:lang w:val="en-US"/>
-        </w:rPr>
-        <w:t>def F(n):</w:t>
+      <w:proofErr w:type="spellStart"/>
+      <w:r>
+        <w:rPr>
+          <w:lang w:val="en-US"/>
+        </w:rPr>
+        <w:t>def</w:t>
+      </w:r>
+      <w:proofErr w:type="spellEnd"/>
+      <w:r>
+        <w:rPr>
+          <w:lang w:val="en-US"/>
+        </w:rPr>
+        <w:t xml:space="preserve"> F(n):</w:t>
       </w:r>
     </w:p>
     <w:p>
@@ -993,12 +2180,29 @@
         <w:rPr>
           <w:lang w:val="en-US"/>
         </w:rPr>
-        <w:t xml:space="preserve">        return F(n - 6) + 4137</w:t>
+        <w:t xml:space="preserve">        return </w:t>
+      </w:r>
+      <w:proofErr w:type="gramStart"/>
+      <w:r>
+        <w:rPr>
+          <w:lang w:val="en-US"/>
+        </w:rPr>
+        <w:t>F(</w:t>
+      </w:r>
+      <w:proofErr w:type="gramEnd"/>
+      <w:r>
+        <w:rPr>
+          <w:lang w:val="en-US"/>
+        </w:rPr>
+        <w:t>n - 6) + 4137</w:t>
       </w:r>
     </w:p>
     <w:p>
       <w:pPr>
         <w:spacing w:after="0" w:line="240" w:lineRule="auto"/>
+        <w:rPr>
+          <w:lang w:val="en-US"/>
+        </w:rPr>
       </w:pPr>
       <w:r>
         <w:rPr>
@@ -1007,18 +2211,77 @@
         <w:t xml:space="preserve">    </w:t>
       </w:r>
       <w:r>
-        <w:t>return 7 * (G(n - 9) - 40)</w:t>
-      </w:r>
-      <w:bookmarkStart w:id="0" w:name="_GoBack"/>
-      <w:bookmarkEnd w:id="0"/>
+        <w:rPr>
+          <w:lang w:val="en-US"/>
+        </w:rPr>
+        <w:t>return 7 * (</w:t>
+      </w:r>
+      <w:proofErr w:type="gramStart"/>
+      <w:r>
+        <w:rPr>
+          <w:lang w:val="en-US"/>
+        </w:rPr>
+        <w:t>G(</w:t>
+      </w:r>
+      <w:proofErr w:type="gramEnd"/>
+      <w:r>
+        <w:rPr>
+          <w:lang w:val="en-US"/>
+        </w:rPr>
+        <w:t>n - 9) - 40)</w:t>
+      </w:r>
     </w:p>
     <w:p>
       <w:pPr>
         <w:spacing w:after="0" w:line="240" w:lineRule="auto"/>
-      </w:pPr>
-      <w:r>
-        <w:t>print(F(680))</w:t>
-      </w:r>
+        <w:rPr>
+          <w:lang w:val="en-US"/>
+        </w:rPr>
+      </w:pPr>
+      <w:r>
+        <w:rPr>
+          <w:lang w:val="en-US"/>
+        </w:rPr>
+        <w:t>print(</w:t>
+      </w:r>
+      <w:proofErr w:type="gramStart"/>
+      <w:r>
+        <w:rPr>
+          <w:lang w:val="en-US"/>
+        </w:rPr>
+        <w:t>F(</w:t>
+      </w:r>
+      <w:proofErr w:type="gramEnd"/>
+      <w:r>
+        <w:rPr>
+          <w:lang w:val="en-US"/>
+        </w:rPr>
+        <w:t>680))</w:t>
+      </w:r>
+    </w:p>
+    <w:p>
+      <w:pPr>
+        <w:spacing w:after="0" w:line="240" w:lineRule="auto"/>
+        <w:rPr>
+          <w:lang w:val="en-US"/>
+        </w:rPr>
+      </w:pPr>
+    </w:p>
+    <w:p>
+      <w:pPr>
+        <w:spacing w:after="0" w:line="240" w:lineRule="auto"/>
+        <w:rPr>
+          <w:lang w:val="en-US"/>
+        </w:rPr>
+      </w:pPr>
+    </w:p>
+    <w:p>
+      <w:pPr>
+        <w:spacing w:after="0" w:line="240" w:lineRule="auto"/>
+        <w:rPr>
+          <w:lang w:val="en-US"/>
+        </w:rPr>
+      </w:pPr>
     </w:p>
     <w:sectPr>
       <w:pgSz w:w="11906" w:h="16838"/>
@@ -1451,6 +2714,23 @@
     <w:semiHidden/>
     <w:unhideWhenUsed/>
   </w:style>
+  <w:style w:type="paragraph" w:styleId="a3">
+    <w:name w:val="Normal (Web)"/>
+    <w:basedOn w:val="a"/>
+    <w:uiPriority w:val="99"/>
+    <w:semiHidden/>
+    <w:unhideWhenUsed/>
+    <w:rsid w:val="00B0020C"/>
+    <w:pPr>
+      <w:spacing w:before="100" w:beforeAutospacing="1" w:after="100" w:afterAutospacing="1" w:line="240" w:lineRule="auto"/>
+    </w:pPr>
+    <w:rPr>
+      <w:rFonts w:ascii="Times New Roman" w:eastAsia="Times New Roman" w:hAnsi="Times New Roman" w:cs="Times New Roman"/>
+      <w:sz w:val="24"/>
+      <w:szCs w:val="24"/>
+      <w:lang w:eastAsia="ru-RU"/>
+    </w:rPr>
+  </w:style>
 </w:styles>
 </file>
 
